--- a/wiki/requirements/retail_convenience_standard/docx/08_current_system_gap.docx
+++ b/wiki/requirements/retail_convenience_standard/docx/08_current_system_gap.docx
@@ -2115,7 +2115,7 @@
             <w:color w:val="215E86"/>
             <w:u w:val="single"/>
           </w:rPr>
-          <w:t>wiki/architecture/nikora_minimal_extension.md</w:t>
+          <w:t>wiki/architecture/retailcase_minimal_extension.md</w:t>
         </w:r>
       </w:hyperlink>
       <w:r>
@@ -2737,7 +2737,7 @@
           <w:sz w:val="22"/>
           <w:cs w:val="0"/>
         </w:rPr>
-        <w:t>Продуктовый код и Oracle этим документом не изменяются. Предыдущий пакет NIKORA сохраняет статус отдельного проектного профиля.</w:t>
+        <w:t>Продуктовый код и Oracle этим документом не изменяются. Предыдущий пакет RETAILCASE сохраняет статус отдельного проектного профиля.</w:t>
       </w:r>
     </w:p>
     <w:sectPr>
